--- a/tests/manual/02-文档编辑/04-挑战-合作备忘录/期望结果.docx
+++ b/tests/manual/02-文档编辑/04-挑战-合作备忘录/期望结果.docx
@@ -32,7 +32,7 @@
           <w:color w:val="667085"/>
           <w:sz w:val="24"/>
         </w:rPr>
-        <w:t>甲方：星河科技有限公司 · 乙方：远帆大学</w:t>
+        <w:t>甲方：星河科技有限公司 · 乙方：远帆理工大学</w:t>
       </w:r>
     </w:p>
     <w:p>
